--- a/out/sharepoint/01-Policy/POL-WAR-4.2 Contoso Industrial Global Warranty Policy v4.2.docx
+++ b/out/sharepoint/01-Policy/POL-WAR-4.2 Contoso Industrial Global Warranty Policy v4.2.docx
@@ -365,7 +365,7 @@
     </w:p>
     <w:p>
       <w:r>
-        <w:t>Filters, fluids, belts, seals fitted as routine maintenance, and other consumables are excluded.</w:t>
+        <w:t>Filters, fluids, belts, seals and other consumables are excluded when replaced as scheduled maintenance. Scheduled maintenance is not claimable under warranty and has no warranty operation code, so a consumable claimed under a warranty repair operation code is treated as a corrective repair and is covered, unless an inspection report records the replacement as routine.</w:t>
       </w:r>
     </w:p>
     <w:p>
